--- a/Second year/Data science och maskininlärning/Lab 2/Lab 2 Manus.docx
+++ b/Second year/Data science och maskininlärning/Lab 2/Lab 2 Manus.docx
@@ -5,23 +5,27 @@
     <w:p>
       <w:pPr>
         <w:pStyle w:val="Title"/>
-      </w:pPr>
-      <w:r>
+        <w:rPr>
+          <w:lang w:val="sv-SE"/>
+        </w:rPr>
+      </w:pPr>
+      <w:r>
+        <w:rPr>
+          <w:lang w:val="sv-SE"/>
+        </w:rPr>
         <w:t>Lab</w:t>
       </w:r>
       <w:r>
+        <w:rPr>
+          <w:lang w:val="sv-SE"/>
+        </w:rPr>
         <w:t>b</w:t>
       </w:r>
       <w:r>
-        <w:t xml:space="preserve"> 2 – </w:t>
-      </w:r>
-      <w:proofErr w:type="spellStart"/>
-      <w:r>
-        <w:t>Fullständigt</w:t>
-      </w:r>
-      <w:proofErr w:type="spellEnd"/>
-      <w:r>
-        <w:t xml:space="preserve"> manus till presentation</w:t>
+        <w:rPr>
+          <w:lang w:val="sv-SE"/>
+        </w:rPr>
+        <w:t xml:space="preserve"> 2 – Fullständigt manus till presentation</w:t>
       </w:r>
     </w:p>
     <w:p>
@@ -33,15 +37,9 @@
       </w:pPr>
       <w:r>
         <w:rPr>
-          <w:rFonts w:ascii="Apple Color Emoji" w:hAnsi="Apple Color Emoji" w:cs="Apple Color Emoji"/>
-        </w:rPr>
-        <w:t>📊</w:t>
-      </w:r>
-      <w:r>
-        <w:rPr>
           <w:lang w:val="sv-SE"/>
         </w:rPr>
-        <w:t xml:space="preserve"> Del 1 – </w:t>
+        <w:t xml:space="preserve">Del 1 – </w:t>
       </w:r>
       <w:proofErr w:type="spellStart"/>
       <w:r>
@@ -69,7 +67,7 @@
     <w:p>
       <w:pPr>
         <w:rPr>
-          <w:rFonts w:ascii=".AppleSystemUIFont" w:hAnsi=".AppleSystemUIFont"/>
+          <w:rFonts w:ascii=".AppleSystemUIFont" w:hAnsi=".AppleSystemUIFont" w:hint="eastAsia"/>
           <w:color w:val="0E0E0E"/>
           <w:sz w:val="21"/>
           <w:szCs w:val="21"/>
@@ -109,22 +107,11 @@
     </w:p>
     <w:p>
       <w:pPr>
-        <w:pStyle w:val="p2"/>
-      </w:pPr>
-    </w:p>
-    <w:p>
-      <w:pPr>
         <w:pStyle w:val="Heading3"/>
         <w:rPr>
           <w:lang w:val="sv-SE"/>
         </w:rPr>
       </w:pPr>
-      <w:r>
-        <w:rPr>
-          <w:rFonts w:ascii="Apple Color Emoji" w:hAnsi="Apple Color Emoji" w:cs="Apple Color Emoji"/>
-        </w:rPr>
-        <w:t>🎯</w:t>
-      </w:r>
       <w:r>
         <w:rPr>
           <w:lang w:val="sv-SE"/>
@@ -164,7 +151,7 @@
           <w:noProof/>
         </w:rPr>
         <w:pict w14:anchorId="29BFBB43">
-          <v:rect id="_x0000_i1042" alt="" style="width:431.9pt;height:.05pt;mso-width-percent:0;mso-height-percent:0;mso-width-percent:0;mso-height-percent:0" o:hrpct="957" o:hralign="center" o:hrstd="t" o:hr="t" fillcolor="#a0a0a0" stroked="f"/>
+          <v:rect id="_x0000_i1042" alt="" style="width:413.25pt;height:.05pt;mso-width-percent:0;mso-height-percent:0;mso-width-percent:0;mso-height-percent:0" o:hrpct="883" o:hralign="center" o:hrstd="t" o:hr="t" fillcolor="#a0a0a0" stroked="f"/>
         </w:pict>
       </w:r>
     </w:p>
@@ -175,12 +162,6 @@
           <w:lang w:val="sv-SE"/>
         </w:rPr>
       </w:pPr>
-      <w:r>
-        <w:rPr>
-          <w:rFonts w:ascii="Apple Color Emoji" w:hAnsi="Apple Color Emoji" w:cs="Apple Color Emoji"/>
-        </w:rPr>
-        <w:t>📐</w:t>
-      </w:r>
       <w:r>
         <w:rPr>
           <w:lang w:val="sv-SE"/>
@@ -248,7 +229,7 @@
           <w:noProof/>
         </w:rPr>
         <w:pict w14:anchorId="3B7FCE9C">
-          <v:rect id="_x0000_i1041" alt="" style="width:431.9pt;height:.05pt;mso-width-percent:0;mso-height-percent:0;mso-width-percent:0;mso-height-percent:0" o:hrpct="957" o:hralign="center" o:hrstd="t" o:hr="t" fillcolor="#a0a0a0" stroked="f"/>
+          <v:rect id="_x0000_i1041" alt="" style="width:413.25pt;height:.05pt;mso-width-percent:0;mso-height-percent:0;mso-width-percent:0;mso-height-percent:0" o:hrpct="883" o:hralign="center" o:hrstd="t" o:hr="t" fillcolor="#a0a0a0" stroked="f"/>
         </w:pict>
       </w:r>
     </w:p>
@@ -259,12 +240,6 @@
           <w:lang w:val="sv-SE"/>
         </w:rPr>
       </w:pPr>
-      <w:r>
-        <w:rPr>
-          <w:rFonts w:ascii="Apple Color Emoji" w:hAnsi="Apple Color Emoji" w:cs="Apple Color Emoji"/>
-        </w:rPr>
-        <w:t>🧹</w:t>
-      </w:r>
       <w:r>
         <w:rPr>
           <w:lang w:val="sv-SE"/>
@@ -350,7 +325,6 @@
           <w:b/>
           <w:bCs/>
         </w:rPr>
-        <w:lastRenderedPageBreak/>
         <w:t>Histogrammen</w:t>
       </w:r>
       <w:r>
@@ -371,6 +345,7 @@
           <w:b/>
           <w:bCs/>
         </w:rPr>
+        <w:lastRenderedPageBreak/>
         <w:t>Q-Q-plots</w:t>
       </w:r>
       <w:r>
@@ -421,7 +396,7 @@
           <w:noProof/>
         </w:rPr>
         <w:pict w14:anchorId="31260546">
-          <v:rect id="_x0000_i1040" alt="" style="width:431.9pt;height:.05pt;mso-width-percent:0;mso-height-percent:0;mso-width-percent:0;mso-height-percent:0" o:hrpct="957" o:hralign="center" o:hrstd="t" o:hr="t" fillcolor="#a0a0a0" stroked="f"/>
+          <v:rect id="_x0000_i1040" alt="" style="width:413.25pt;height:.05pt;mso-width-percent:0;mso-height-percent:0;mso-width-percent:0;mso-height-percent:0" o:hrpct="883" o:hralign="center" o:hrstd="t" o:hr="t" fillcolor="#a0a0a0" stroked="f"/>
         </w:pict>
       </w:r>
     </w:p>
@@ -429,12 +404,6 @@
       <w:pPr>
         <w:pStyle w:val="Heading3"/>
       </w:pPr>
-      <w:r>
-        <w:rPr>
-          <w:rFonts w:ascii="Apple Color Emoji" w:hAnsi="Apple Color Emoji" w:cs="Apple Color Emoji"/>
-        </w:rPr>
-        <w:t>🧪</w:t>
-      </w:r>
       <w:r>
         <w:t xml:space="preserve"> Steg 3 – One-Way ANOVA-test</w:t>
       </w:r>
@@ -509,7 +478,7 @@
           <w:noProof/>
         </w:rPr>
         <w:pict w14:anchorId="1AA516AA">
-          <v:rect id="_x0000_i1039" alt="" style="width:431.9pt;height:.05pt;mso-width-percent:0;mso-height-percent:0;mso-width-percent:0;mso-height-percent:0" o:hrpct="957" o:hralign="center" o:hrstd="t" o:hr="t" fillcolor="#a0a0a0" stroked="f"/>
+          <v:rect id="_x0000_i1039" alt="" style="width:413.25pt;height:.05pt;mso-width-percent:0;mso-height-percent:0;mso-width-percent:0;mso-height-percent:0" o:hrpct="883" o:hralign="center" o:hrstd="t" o:hr="t" fillcolor="#a0a0a0" stroked="f"/>
         </w:pict>
       </w:r>
     </w:p>
@@ -517,12 +486,6 @@
       <w:pPr>
         <w:pStyle w:val="Heading3"/>
       </w:pPr>
-      <w:r>
-        <w:rPr>
-          <w:rFonts w:ascii="Apple Color Emoji" w:hAnsi="Apple Color Emoji" w:cs="Apple Color Emoji"/>
-        </w:rPr>
-        <w:t>🔎</w:t>
-      </w:r>
       <w:r>
         <w:t xml:space="preserve"> Steg 4 – Post-hoc </w:t>
       </w:r>
@@ -619,7 +582,7 @@
           <w:noProof/>
         </w:rPr>
         <w:pict w14:anchorId="4A632F21">
-          <v:rect id="_x0000_i1038" alt="" style="width:431.9pt;height:.05pt;mso-width-percent:0;mso-height-percent:0;mso-width-percent:0;mso-height-percent:0" o:hrpct="957" o:hralign="center" o:hrstd="t" o:hr="t" fillcolor="#a0a0a0" stroked="f"/>
+          <v:rect id="_x0000_i1038" alt="" style="width:413.25pt;height:.05pt;mso-width-percent:0;mso-height-percent:0;mso-width-percent:0;mso-height-percent:0" o:hrpct="883" o:hralign="center" o:hrstd="t" o:hr="t" fillcolor="#a0a0a0" stroked="f"/>
         </w:pict>
       </w:r>
     </w:p>
@@ -639,15 +602,9 @@
       </w:pPr>
       <w:r>
         <w:rPr>
-          <w:rFonts w:ascii="Apple Color Emoji" w:hAnsi="Apple Color Emoji" w:cs="Apple Color Emoji"/>
-        </w:rPr>
-        <w:t>🎨</w:t>
-      </w:r>
-      <w:r>
-        <w:rPr>
           <w:lang w:val="sv-SE"/>
         </w:rPr>
-        <w:t xml:space="preserve"> Del 2 – Chi-två </w:t>
+        <w:t xml:space="preserve">Del 2 – Chi-två </w:t>
       </w:r>
       <w:proofErr w:type="spellStart"/>
       <w:r>
@@ -739,7 +696,6 @@
         </w:numPr>
       </w:pPr>
       <w:r>
-        <w:lastRenderedPageBreak/>
         <w:t>Vit: 20%</w:t>
       </w:r>
     </w:p>
@@ -760,12 +716,7 @@
         <w:pStyle w:val="Heading3"/>
       </w:pPr>
       <w:r>
-        <w:rPr>
-          <w:rFonts w:ascii="Apple Color Emoji" w:hAnsi="Apple Color Emoji" w:cs="Apple Color Emoji"/>
-        </w:rPr>
-        <w:t>🧠</w:t>
-      </w:r>
-      <w:r>
+        <w:lastRenderedPageBreak/>
         <w:t xml:space="preserve"> </w:t>
       </w:r>
       <w:proofErr w:type="spellStart"/>
@@ -785,7 +736,7 @@
     <w:p>
       <w:pPr>
         <w:rPr>
-          <w:rFonts w:ascii=".AppleSystemUIFont" w:hAnsi=".AppleSystemUIFont"/>
+          <w:rFonts w:ascii=".AppleSystemUIFont" w:hAnsi=".AppleSystemUIFont" w:hint="eastAsia"/>
           <w:color w:val="0E0E0E"/>
           <w:sz w:val="21"/>
           <w:szCs w:val="21"/>
@@ -871,7 +822,7 @@
           <w:noProof/>
         </w:rPr>
         <w:pict w14:anchorId="5B9DD426">
-          <v:rect id="_x0000_i1037" alt="" style="width:431.9pt;height:.05pt;mso-width-percent:0;mso-height-percent:0;mso-width-percent:0;mso-height-percent:0" o:hrpct="957" o:hralign="center" o:hrstd="t" o:hr="t" fillcolor="#a0a0a0" stroked="f"/>
+          <v:rect id="_x0000_i1037" alt="" style="width:413.25pt;height:.05pt;mso-width-percent:0;mso-height-percent:0;mso-width-percent:0;mso-height-percent:0" o:hrpct="883" o:hralign="center" o:hrstd="t" o:hr="t" fillcolor="#a0a0a0" stroked="f"/>
         </w:pict>
       </w:r>
     </w:p>
@@ -879,15 +830,6 @@
       <w:pPr>
         <w:pStyle w:val="Heading3"/>
       </w:pPr>
-      <w:r>
-        <w:rPr>
-          <w:rFonts w:ascii="Apple Color Emoji" w:hAnsi="Apple Color Emoji" w:cs="Apple Color Emoji"/>
-        </w:rPr>
-        <w:t>📐</w:t>
-      </w:r>
-      <w:r>
-        <w:t xml:space="preserve"> </w:t>
-      </w:r>
       <w:proofErr w:type="spellStart"/>
       <w:r>
         <w:t>Hypotesformulering</w:t>
@@ -946,7 +888,7 @@
           <w:noProof/>
         </w:rPr>
         <w:pict w14:anchorId="50E0A4B3">
-          <v:rect id="_x0000_i1036" alt="" style="width:431.9pt;height:.05pt;mso-width-percent:0;mso-height-percent:0;mso-width-percent:0;mso-height-percent:0" o:hrpct="957" o:hralign="center" o:hrstd="t" o:hr="t" fillcolor="#a0a0a0" stroked="f"/>
+          <v:rect id="_x0000_i1036" alt="" style="width:413.25pt;height:.05pt;mso-width-percent:0;mso-height-percent:0;mso-width-percent:0;mso-height-percent:0" o:hrpct="883" o:hralign="center" o:hrstd="t" o:hr="t" fillcolor="#a0a0a0" stroked="f"/>
         </w:pict>
       </w:r>
     </w:p>
@@ -959,15 +901,9 @@
       </w:pPr>
       <w:r>
         <w:rPr>
-          <w:rFonts w:ascii="Apple Color Emoji" w:hAnsi="Apple Color Emoji" w:cs="Apple Color Emoji"/>
-        </w:rPr>
-        <w:t>🔢</w:t>
-      </w:r>
-      <w:r>
-        <w:rPr>
           <w:lang w:val="sv-SE"/>
         </w:rPr>
-        <w:t xml:space="preserve"> Steg 1 – Räkna ut observerade och förväntade värden</w:t>
+        <w:t>Steg 1 – Räkna ut observerade och förväntade värden</w:t>
       </w:r>
     </w:p>
     <w:p>
@@ -1166,9 +1102,8 @@
           <w:rStyle w:val="s1"/>
           <w:noProof/>
         </w:rPr>
-        <w:lastRenderedPageBreak/>
         <w:pict w14:anchorId="551B3A46">
-          <v:rect id="_x0000_i1035" alt="" style="width:431.9pt;height:.05pt;mso-width-percent:0;mso-height-percent:0;mso-width-percent:0;mso-height-percent:0" o:hrpct="957" o:hralign="center" o:hrstd="t" o:hr="t" fillcolor="#a0a0a0" stroked="f"/>
+          <v:rect id="_x0000_i1035" alt="" style="width:413.25pt;height:.05pt;mso-width-percent:0;mso-height-percent:0;mso-width-percent:0;mso-height-percent:0" o:hrpct="883" o:hralign="center" o:hrstd="t" o:hr="t" fillcolor="#a0a0a0" stroked="f"/>
         </w:pict>
       </w:r>
     </w:p>
@@ -1181,15 +1116,10 @@
       </w:pPr>
       <w:r>
         <w:rPr>
-          <w:rFonts w:ascii="Apple Color Emoji" w:hAnsi="Apple Color Emoji" w:cs="Apple Color Emoji"/>
-        </w:rPr>
-        <w:t>📉</w:t>
-      </w:r>
-      <w:r>
-        <w:rPr>
           <w:lang w:val="sv-SE"/>
         </w:rPr>
-        <w:t xml:space="preserve"> Steg 2 – Resultat av Chi-två-testet</w:t>
+        <w:lastRenderedPageBreak/>
+        <w:t>Steg 2 – Resultat av Chi-två-testet</w:t>
       </w:r>
     </w:p>
     <w:p>
@@ -1232,28 +1162,23 @@
           <w:noProof/>
         </w:rPr>
         <w:pict w14:anchorId="109761B4">
-          <v:rect id="_x0000_i1034" alt="" style="width:431.9pt;height:.05pt;mso-width-percent:0;mso-height-percent:0;mso-width-percent:0;mso-height-percent:0" o:hrpct="957" o:hralign="center" o:hrstd="t" o:hr="t" fillcolor="#a0a0a0" stroked="f"/>
+          <v:rect id="_x0000_i1034" alt="" style="width:413.25pt;height:.05pt;mso-width-percent:0;mso-height-percent:0;mso-width-percent:0;mso-height-percent:0" o:hrpct="883" o:hralign="center" o:hrstd="t" o:hr="t" fillcolor="#a0a0a0" stroked="f"/>
         </w:pict>
       </w:r>
     </w:p>
     <w:p>
       <w:pPr>
         <w:pStyle w:val="Heading3"/>
-      </w:pPr>
-      <w:r>
         <w:rPr>
-          <w:rFonts w:ascii="Apple Color Emoji" w:hAnsi="Apple Color Emoji" w:cs="Apple Color Emoji"/>
+          <w:lang w:val="sv-SE"/>
         </w:rPr>
-        <w:t>🧾</w:t>
-      </w:r>
-      <w:r>
-        <w:t xml:space="preserve"> </w:t>
-      </w:r>
-      <w:proofErr w:type="spellStart"/>
-      <w:r>
+      </w:pPr>
+      <w:r>
+        <w:rPr>
+          <w:lang w:val="sv-SE"/>
+        </w:rPr>
         <w:t>Tolkning</w:t>
       </w:r>
-      <w:proofErr w:type="spellEnd"/>
     </w:p>
     <w:p>
       <w:pPr>
@@ -1331,7 +1256,7 @@
           <w:noProof/>
         </w:rPr>
         <w:pict w14:anchorId="1A8BFACE">
-          <v:rect id="_x0000_i1033" alt="" style="width:431.9pt;height:.05pt;mso-width-percent:0;mso-height-percent:0;mso-width-percent:0;mso-height-percent:0" o:hrpct="957" o:hralign="center" o:hrstd="t" o:hr="t" fillcolor="#a0a0a0" stroked="f"/>
+          <v:rect id="_x0000_i1033" alt="" style="width:413.25pt;height:.05pt;mso-width-percent:0;mso-height-percent:0;mso-width-percent:0;mso-height-percent:0" o:hrpct="883" o:hralign="center" o:hrstd="t" o:hr="t" fillcolor="#a0a0a0" stroked="f"/>
         </w:pict>
       </w:r>
     </w:p>
@@ -1344,15 +1269,9 @@
       </w:pPr>
       <w:r>
         <w:rPr>
-          <w:rFonts w:ascii="Apple Color Emoji" w:hAnsi="Apple Color Emoji" w:cs="Apple Color Emoji"/>
-        </w:rPr>
-        <w:t>📌</w:t>
-      </w:r>
-      <w:r>
-        <w:rPr>
           <w:lang w:val="sv-SE"/>
         </w:rPr>
-        <w:t xml:space="preserve"> Slutsats</w:t>
+        <w:t>Slutsats</w:t>
       </w:r>
     </w:p>
     <w:p>
@@ -1497,7 +1416,7 @@
           <w:noProof/>
         </w:rPr>
         <w:pict w14:anchorId="6A06E701">
-          <v:rect id="_x0000_i1032" alt="" style="width:431.9pt;height:.05pt;mso-width-percent:0;mso-height-percent:0;mso-width-percent:0;mso-height-percent:0" o:hrpct="957" o:hralign="center" o:hrstd="t" o:hr="t" fillcolor="#a0a0a0" stroked="f"/>
+          <v:rect id="_x0000_i1032" alt="" style="width:413.25pt;height:.05pt;mso-width-percent:0;mso-height-percent:0;mso-width-percent:0;mso-height-percent:0" o:hrpct="883" o:hralign="center" o:hrstd="t" o:hr="t" fillcolor="#a0a0a0" stroked="f"/>
         </w:pict>
       </w:r>
     </w:p>
@@ -1510,22 +1429,16 @@
       </w:pPr>
       <w:r>
         <w:rPr>
-          <w:rFonts w:ascii="Apple Color Emoji" w:hAnsi="Apple Color Emoji" w:cs="Apple Color Emoji"/>
+          <w:lang w:val="sv-SE"/>
         </w:rPr>
         <w:lastRenderedPageBreak/>
-        <w:t>🧠</w:t>
-      </w:r>
-      <w:r>
-        <w:rPr>
-          <w:lang w:val="sv-SE"/>
-        </w:rPr>
-        <w:t xml:space="preserve"> Frågeställning</w:t>
+        <w:t>Frågeställning</w:t>
       </w:r>
     </w:p>
     <w:p>
       <w:pPr>
         <w:rPr>
-          <w:rFonts w:ascii=".AppleSystemUIFont" w:hAnsi=".AppleSystemUIFont"/>
+          <w:rFonts w:ascii=".AppleSystemUIFont" w:hAnsi=".AppleSystemUIFont" w:hint="eastAsia"/>
           <w:color w:val="0E0E0E"/>
           <w:sz w:val="21"/>
           <w:szCs w:val="21"/>
@@ -1558,7 +1471,7 @@
           <w:noProof/>
         </w:rPr>
         <w:pict w14:anchorId="25D90E1F">
-          <v:rect id="_x0000_i1031" alt="" style="width:431.9pt;height:.05pt;mso-width-percent:0;mso-height-percent:0;mso-width-percent:0;mso-height-percent:0" o:hrpct="957" o:hralign="center" o:hrstd="t" o:hr="t" fillcolor="#a0a0a0" stroked="f"/>
+          <v:rect id="_x0000_i1031" alt="" style="width:413.25pt;height:.05pt;mso-width-percent:0;mso-height-percent:0;mso-width-percent:0;mso-height-percent:0" o:hrpct="883" o:hralign="center" o:hrstd="t" o:hr="t" fillcolor="#a0a0a0" stroked="f"/>
         </w:pict>
       </w:r>
     </w:p>
@@ -1566,15 +1479,6 @@
       <w:pPr>
         <w:pStyle w:val="Heading3"/>
       </w:pPr>
-      <w:r>
-        <w:rPr>
-          <w:rFonts w:ascii="Apple Color Emoji" w:hAnsi="Apple Color Emoji" w:cs="Apple Color Emoji"/>
-        </w:rPr>
-        <w:t>📐</w:t>
-      </w:r>
-      <w:r>
-        <w:t xml:space="preserve"> </w:t>
-      </w:r>
       <w:proofErr w:type="spellStart"/>
       <w:r>
         <w:t>Hypotesformulering</w:t>
@@ -1633,7 +1537,7 @@
           <w:noProof/>
         </w:rPr>
         <w:pict w14:anchorId="12FF7F4D">
-          <v:rect id="_x0000_i1030" alt="" style="width:431.9pt;height:.05pt;mso-width-percent:0;mso-height-percent:0;mso-width-percent:0;mso-height-percent:0" o:hrpct="957" o:hralign="center" o:hrstd="t" o:hr="t" fillcolor="#a0a0a0" stroked="f"/>
+          <v:rect id="_x0000_i1030" alt="" style="width:413.25pt;height:.05pt;mso-width-percent:0;mso-height-percent:0;mso-width-percent:0;mso-height-percent:0" o:hrpct="883" o:hralign="center" o:hrstd="t" o:hr="t" fillcolor="#a0a0a0" stroked="f"/>
         </w:pict>
       </w:r>
     </w:p>
@@ -1646,15 +1550,9 @@
       </w:pPr>
       <w:r>
         <w:rPr>
-          <w:rFonts w:ascii="Apple Color Emoji" w:hAnsi="Apple Color Emoji" w:cs="Apple Color Emoji"/>
-        </w:rPr>
-        <w:t>🧮</w:t>
-      </w:r>
-      <w:r>
-        <w:rPr>
           <w:lang w:val="sv-SE"/>
         </w:rPr>
-        <w:t xml:space="preserve"> Steg 1 – Samla observerade frekvenser</w:t>
+        <w:t>Steg 1 – Samla observerade frekvenser</w:t>
       </w:r>
     </w:p>
     <w:p>
@@ -1690,7 +1588,7 @@
                 <w:rFonts w:ascii="Times New Roman" w:eastAsia="Times New Roman" w:hAnsi="Times New Roman" w:cs="Times New Roman"/>
                 <w:sz w:val="24"/>
                 <w:szCs w:val="24"/>
-                <w:lang w:val="en-SE" w:eastAsia="en-GB"/>
+                <w:lang w:eastAsia="en-GB"/>
               </w:rPr>
             </w:pPr>
           </w:p>
@@ -1710,7 +1608,7 @@
                 <w:bCs/>
                 <w:sz w:val="24"/>
                 <w:szCs w:val="24"/>
-                <w:lang w:val="en-SE" w:eastAsia="en-GB"/>
+                <w:lang w:eastAsia="en-GB"/>
               </w:rPr>
             </w:pPr>
             <w:r>
@@ -1720,7 +1618,7 @@
                 <w:bCs/>
                 <w:sz w:val="24"/>
                 <w:szCs w:val="24"/>
-                <w:lang w:val="en-SE" w:eastAsia="en-GB"/>
+                <w:lang w:eastAsia="en-GB"/>
               </w:rPr>
               <w:t>Påverkade Primärt</w:t>
             </w:r>
@@ -1741,7 +1639,7 @@
                 <w:bCs/>
                 <w:sz w:val="24"/>
                 <w:szCs w:val="24"/>
-                <w:lang w:val="en-SE" w:eastAsia="en-GB"/>
+                <w:lang w:eastAsia="en-GB"/>
               </w:rPr>
             </w:pPr>
             <w:r>
@@ -1751,7 +1649,7 @@
                 <w:bCs/>
                 <w:sz w:val="24"/>
                 <w:szCs w:val="24"/>
-                <w:lang w:val="en-SE" w:eastAsia="en-GB"/>
+                <w:lang w:eastAsia="en-GB"/>
               </w:rPr>
               <w:t>Påverkade Lite</w:t>
             </w:r>
@@ -1772,7 +1670,7 @@
                 <w:bCs/>
                 <w:sz w:val="24"/>
                 <w:szCs w:val="24"/>
-                <w:lang w:val="en-SE" w:eastAsia="en-GB"/>
+                <w:lang w:eastAsia="en-GB"/>
               </w:rPr>
             </w:pPr>
             <w:r>
@@ -1782,7 +1680,7 @@
                 <w:bCs/>
                 <w:sz w:val="24"/>
                 <w:szCs w:val="24"/>
-                <w:lang w:val="en-SE" w:eastAsia="en-GB"/>
+                <w:lang w:eastAsia="en-GB"/>
               </w:rPr>
               <w:t>Påverkade Inte</w:t>
             </w:r>
@@ -1803,7 +1701,7 @@
                 <w:bCs/>
                 <w:sz w:val="24"/>
                 <w:szCs w:val="24"/>
-                <w:lang w:val="en-SE" w:eastAsia="en-GB"/>
+                <w:lang w:eastAsia="en-GB"/>
               </w:rPr>
             </w:pPr>
             <w:r>
@@ -1813,7 +1711,7 @@
                 <w:bCs/>
                 <w:sz w:val="24"/>
                 <w:szCs w:val="24"/>
-                <w:lang w:val="en-SE" w:eastAsia="en-GB"/>
+                <w:lang w:eastAsia="en-GB"/>
               </w:rPr>
               <w:t>Totalt</w:t>
             </w:r>
@@ -1833,7 +1731,7 @@
                 <w:rFonts w:ascii="Times New Roman" w:eastAsia="Times New Roman" w:hAnsi="Times New Roman" w:cs="Times New Roman"/>
                 <w:sz w:val="24"/>
                 <w:szCs w:val="24"/>
-                <w:lang w:val="en-SE" w:eastAsia="en-GB"/>
+                <w:lang w:eastAsia="en-GB"/>
               </w:rPr>
             </w:pPr>
             <w:r>
@@ -1841,7 +1739,7 @@
                 <w:rFonts w:ascii="Times New Roman" w:eastAsia="Times New Roman" w:hAnsi="Times New Roman" w:cs="Times New Roman"/>
                 <w:sz w:val="24"/>
                 <w:szCs w:val="24"/>
-                <w:lang w:val="en-SE" w:eastAsia="en-GB"/>
+                <w:lang w:eastAsia="en-GB"/>
               </w:rPr>
               <w:t>Tittade på sport</w:t>
             </w:r>
@@ -1859,7 +1757,7 @@
                 <w:rFonts w:ascii="Times New Roman" w:eastAsia="Times New Roman" w:hAnsi="Times New Roman" w:cs="Times New Roman"/>
                 <w:sz w:val="24"/>
                 <w:szCs w:val="24"/>
-                <w:lang w:val="en-SE" w:eastAsia="en-GB"/>
+                <w:lang w:eastAsia="en-GB"/>
               </w:rPr>
             </w:pPr>
             <w:r>
@@ -1867,7 +1765,7 @@
                 <w:rFonts w:ascii="Times New Roman" w:eastAsia="Times New Roman" w:hAnsi="Times New Roman" w:cs="Times New Roman"/>
                 <w:sz w:val="24"/>
                 <w:szCs w:val="24"/>
-                <w:lang w:val="en-SE" w:eastAsia="en-GB"/>
+                <w:lang w:eastAsia="en-GB"/>
               </w:rPr>
               <w:t>47</w:t>
             </w:r>
@@ -1885,7 +1783,7 @@
                 <w:rFonts w:ascii="Times New Roman" w:eastAsia="Times New Roman" w:hAnsi="Times New Roman" w:cs="Times New Roman"/>
                 <w:sz w:val="24"/>
                 <w:szCs w:val="24"/>
-                <w:lang w:val="en-SE" w:eastAsia="en-GB"/>
+                <w:lang w:eastAsia="en-GB"/>
               </w:rPr>
             </w:pPr>
             <w:r>
@@ -1893,7 +1791,7 @@
                 <w:rFonts w:ascii="Times New Roman" w:eastAsia="Times New Roman" w:hAnsi="Times New Roman" w:cs="Times New Roman"/>
                 <w:sz w:val="24"/>
                 <w:szCs w:val="24"/>
-                <w:lang w:val="en-SE" w:eastAsia="en-GB"/>
+                <w:lang w:eastAsia="en-GB"/>
               </w:rPr>
               <w:t>26</w:t>
             </w:r>
@@ -1911,7 +1809,7 @@
                 <w:rFonts w:ascii="Times New Roman" w:eastAsia="Times New Roman" w:hAnsi="Times New Roman" w:cs="Times New Roman"/>
                 <w:sz w:val="24"/>
                 <w:szCs w:val="24"/>
-                <w:lang w:val="en-SE" w:eastAsia="en-GB"/>
+                <w:lang w:eastAsia="en-GB"/>
               </w:rPr>
             </w:pPr>
             <w:r>
@@ -1919,7 +1817,7 @@
                 <w:rFonts w:ascii="Times New Roman" w:eastAsia="Times New Roman" w:hAnsi="Times New Roman" w:cs="Times New Roman"/>
                 <w:sz w:val="24"/>
                 <w:szCs w:val="24"/>
-                <w:lang w:val="en-SE" w:eastAsia="en-GB"/>
+                <w:lang w:eastAsia="en-GB"/>
               </w:rPr>
               <w:t>14</w:t>
             </w:r>
@@ -1937,7 +1835,7 @@
                 <w:rFonts w:ascii="Times New Roman" w:eastAsia="Times New Roman" w:hAnsi="Times New Roman" w:cs="Times New Roman"/>
                 <w:sz w:val="24"/>
                 <w:szCs w:val="24"/>
-                <w:lang w:val="en-SE" w:eastAsia="en-GB"/>
+                <w:lang w:eastAsia="en-GB"/>
               </w:rPr>
             </w:pPr>
             <w:r>
@@ -1945,7 +1843,7 @@
                 <w:rFonts w:ascii="Times New Roman" w:eastAsia="Times New Roman" w:hAnsi="Times New Roman" w:cs="Times New Roman"/>
                 <w:sz w:val="24"/>
                 <w:szCs w:val="24"/>
-                <w:lang w:val="en-SE" w:eastAsia="en-GB"/>
+                <w:lang w:eastAsia="en-GB"/>
               </w:rPr>
               <w:t>87</w:t>
             </w:r>
@@ -1965,7 +1863,7 @@
                 <w:rFonts w:ascii="Times New Roman" w:eastAsia="Times New Roman" w:hAnsi="Times New Roman" w:cs="Times New Roman"/>
                 <w:sz w:val="24"/>
                 <w:szCs w:val="24"/>
-                <w:lang w:val="en-SE" w:eastAsia="en-GB"/>
+                <w:lang w:eastAsia="en-GB"/>
               </w:rPr>
             </w:pPr>
             <w:r>
@@ -1973,7 +1871,7 @@
                 <w:rFonts w:ascii="Times New Roman" w:eastAsia="Times New Roman" w:hAnsi="Times New Roman" w:cs="Times New Roman"/>
                 <w:sz w:val="24"/>
                 <w:szCs w:val="24"/>
-                <w:lang w:val="en-SE" w:eastAsia="en-GB"/>
+                <w:lang w:eastAsia="en-GB"/>
               </w:rPr>
               <w:t>Tittade inte på sport</w:t>
             </w:r>
@@ -1991,7 +1889,7 @@
                 <w:rFonts w:ascii="Times New Roman" w:eastAsia="Times New Roman" w:hAnsi="Times New Roman" w:cs="Times New Roman"/>
                 <w:sz w:val="24"/>
                 <w:szCs w:val="24"/>
-                <w:lang w:val="en-SE" w:eastAsia="en-GB"/>
+                <w:lang w:eastAsia="en-GB"/>
               </w:rPr>
             </w:pPr>
             <w:r>
@@ -1999,7 +1897,7 @@
                 <w:rFonts w:ascii="Times New Roman" w:eastAsia="Times New Roman" w:hAnsi="Times New Roman" w:cs="Times New Roman"/>
                 <w:sz w:val="24"/>
                 <w:szCs w:val="24"/>
-                <w:lang w:val="en-SE" w:eastAsia="en-GB"/>
+                <w:lang w:eastAsia="en-GB"/>
               </w:rPr>
               <w:t>21</w:t>
             </w:r>
@@ -2017,7 +1915,7 @@
                 <w:rFonts w:ascii="Times New Roman" w:eastAsia="Times New Roman" w:hAnsi="Times New Roman" w:cs="Times New Roman"/>
                 <w:sz w:val="24"/>
                 <w:szCs w:val="24"/>
-                <w:lang w:val="en-SE" w:eastAsia="en-GB"/>
+                <w:lang w:eastAsia="en-GB"/>
               </w:rPr>
             </w:pPr>
             <w:r>
@@ -2025,7 +1923,7 @@
                 <w:rFonts w:ascii="Times New Roman" w:eastAsia="Times New Roman" w:hAnsi="Times New Roman" w:cs="Times New Roman"/>
                 <w:sz w:val="24"/>
                 <w:szCs w:val="24"/>
-                <w:lang w:val="en-SE" w:eastAsia="en-GB"/>
+                <w:lang w:eastAsia="en-GB"/>
               </w:rPr>
               <w:t>23</w:t>
             </w:r>
@@ -2043,7 +1941,7 @@
                 <w:rFonts w:ascii="Times New Roman" w:eastAsia="Times New Roman" w:hAnsi="Times New Roman" w:cs="Times New Roman"/>
                 <w:sz w:val="24"/>
                 <w:szCs w:val="24"/>
-                <w:lang w:val="en-SE" w:eastAsia="en-GB"/>
+                <w:lang w:eastAsia="en-GB"/>
               </w:rPr>
             </w:pPr>
             <w:r>
@@ -2051,7 +1949,7 @@
                 <w:rFonts w:ascii="Times New Roman" w:eastAsia="Times New Roman" w:hAnsi="Times New Roman" w:cs="Times New Roman"/>
                 <w:sz w:val="24"/>
                 <w:szCs w:val="24"/>
-                <w:lang w:val="en-SE" w:eastAsia="en-GB"/>
+                <w:lang w:eastAsia="en-GB"/>
               </w:rPr>
               <w:t>37</w:t>
             </w:r>
@@ -2069,7 +1967,7 @@
                 <w:rFonts w:ascii="Times New Roman" w:eastAsia="Times New Roman" w:hAnsi="Times New Roman" w:cs="Times New Roman"/>
                 <w:sz w:val="24"/>
                 <w:szCs w:val="24"/>
-                <w:lang w:val="en-SE" w:eastAsia="en-GB"/>
+                <w:lang w:eastAsia="en-GB"/>
               </w:rPr>
             </w:pPr>
             <w:r>
@@ -2077,7 +1975,7 @@
                 <w:rFonts w:ascii="Times New Roman" w:eastAsia="Times New Roman" w:hAnsi="Times New Roman" w:cs="Times New Roman"/>
                 <w:sz w:val="24"/>
                 <w:szCs w:val="24"/>
-                <w:lang w:val="en-SE" w:eastAsia="en-GB"/>
+                <w:lang w:eastAsia="en-GB"/>
               </w:rPr>
               <w:t>81</w:t>
             </w:r>
@@ -2097,7 +1995,7 @@
                 <w:rFonts w:ascii="Times New Roman" w:eastAsia="Times New Roman" w:hAnsi="Times New Roman" w:cs="Times New Roman"/>
                 <w:sz w:val="24"/>
                 <w:szCs w:val="24"/>
-                <w:lang w:val="en-SE" w:eastAsia="en-GB"/>
+                <w:lang w:eastAsia="en-GB"/>
               </w:rPr>
             </w:pPr>
             <w:r>
@@ -2107,7 +2005,7 @@
                 <w:bCs/>
                 <w:sz w:val="24"/>
                 <w:szCs w:val="24"/>
-                <w:lang w:val="en-SE" w:eastAsia="en-GB"/>
+                <w:lang w:eastAsia="en-GB"/>
               </w:rPr>
               <w:t>Totalt</w:t>
             </w:r>
@@ -2125,7 +2023,7 @@
                 <w:rFonts w:ascii="Times New Roman" w:eastAsia="Times New Roman" w:hAnsi="Times New Roman" w:cs="Times New Roman"/>
                 <w:sz w:val="24"/>
                 <w:szCs w:val="24"/>
-                <w:lang w:val="en-SE" w:eastAsia="en-GB"/>
+                <w:lang w:eastAsia="en-GB"/>
               </w:rPr>
             </w:pPr>
             <w:r>
@@ -2133,7 +2031,7 @@
                 <w:rFonts w:ascii="Times New Roman" w:eastAsia="Times New Roman" w:hAnsi="Times New Roman" w:cs="Times New Roman"/>
                 <w:sz w:val="24"/>
                 <w:szCs w:val="24"/>
-                <w:lang w:val="en-SE" w:eastAsia="en-GB"/>
+                <w:lang w:eastAsia="en-GB"/>
               </w:rPr>
               <w:t>68</w:t>
             </w:r>
@@ -2151,7 +2049,7 @@
                 <w:rFonts w:ascii="Times New Roman" w:eastAsia="Times New Roman" w:hAnsi="Times New Roman" w:cs="Times New Roman"/>
                 <w:sz w:val="24"/>
                 <w:szCs w:val="24"/>
-                <w:lang w:val="en-SE" w:eastAsia="en-GB"/>
+                <w:lang w:eastAsia="en-GB"/>
               </w:rPr>
             </w:pPr>
             <w:r>
@@ -2159,7 +2057,7 @@
                 <w:rFonts w:ascii="Times New Roman" w:eastAsia="Times New Roman" w:hAnsi="Times New Roman" w:cs="Times New Roman"/>
                 <w:sz w:val="24"/>
                 <w:szCs w:val="24"/>
-                <w:lang w:val="en-SE" w:eastAsia="en-GB"/>
+                <w:lang w:eastAsia="en-GB"/>
               </w:rPr>
               <w:t>49</w:t>
             </w:r>
@@ -2177,7 +2075,7 @@
                 <w:rFonts w:ascii="Times New Roman" w:eastAsia="Times New Roman" w:hAnsi="Times New Roman" w:cs="Times New Roman"/>
                 <w:sz w:val="24"/>
                 <w:szCs w:val="24"/>
-                <w:lang w:val="en-SE" w:eastAsia="en-GB"/>
+                <w:lang w:eastAsia="en-GB"/>
               </w:rPr>
             </w:pPr>
             <w:r>
@@ -2185,7 +2083,7 @@
                 <w:rFonts w:ascii="Times New Roman" w:eastAsia="Times New Roman" w:hAnsi="Times New Roman" w:cs="Times New Roman"/>
                 <w:sz w:val="24"/>
                 <w:szCs w:val="24"/>
-                <w:lang w:val="en-SE" w:eastAsia="en-GB"/>
+                <w:lang w:eastAsia="en-GB"/>
               </w:rPr>
               <w:t>51</w:t>
             </w:r>
@@ -2203,7 +2101,7 @@
                 <w:rFonts w:ascii="Times New Roman" w:eastAsia="Times New Roman" w:hAnsi="Times New Roman" w:cs="Times New Roman"/>
                 <w:sz w:val="24"/>
                 <w:szCs w:val="24"/>
-                <w:lang w:val="en-SE" w:eastAsia="en-GB"/>
+                <w:lang w:eastAsia="en-GB"/>
               </w:rPr>
             </w:pPr>
             <w:r>
@@ -2211,7 +2109,7 @@
                 <w:rFonts w:ascii="Times New Roman" w:eastAsia="Times New Roman" w:hAnsi="Times New Roman" w:cs="Times New Roman"/>
                 <w:sz w:val="24"/>
                 <w:szCs w:val="24"/>
-                <w:lang w:val="en-SE" w:eastAsia="en-GB"/>
+                <w:lang w:eastAsia="en-GB"/>
               </w:rPr>
               <w:t>168</w:t>
             </w:r>
@@ -2250,7 +2148,7 @@
           <w:noProof/>
         </w:rPr>
         <w:pict w14:anchorId="009EFB54">
-          <v:rect id="_x0000_i1029" alt="" style="width:431.9pt;height:.05pt;mso-width-percent:0;mso-height-percent:0;mso-width-percent:0;mso-height-percent:0" o:hrpct="957" o:hralign="center" o:hrstd="t" o:hr="t" fillcolor="#a0a0a0" stroked="f"/>
+          <v:rect id="_x0000_i1029" alt="" style="width:413.25pt;height:.05pt;mso-width-percent:0;mso-height-percent:0;mso-width-percent:0;mso-height-percent:0" o:hrpct="883" o:hralign="center" o:hrstd="t" o:hr="t" fillcolor="#a0a0a0" stroked="f"/>
         </w:pict>
       </w:r>
     </w:p>
@@ -2263,15 +2161,9 @@
       </w:pPr>
       <w:r>
         <w:rPr>
-          <w:rFonts w:ascii="Apple Color Emoji" w:hAnsi="Apple Color Emoji" w:cs="Apple Color Emoji"/>
-        </w:rPr>
-        <w:t>📊</w:t>
-      </w:r>
-      <w:r>
-        <w:rPr>
           <w:lang w:val="sv-SE"/>
         </w:rPr>
-        <w:t xml:space="preserve"> Steg 2 – Vad visar tabellen?</w:t>
+        <w:t>Steg 2 – Vad visar tabellen?</w:t>
       </w:r>
     </w:p>
     <w:p>
@@ -2392,7 +2284,7 @@
           <w:noProof/>
         </w:rPr>
         <w:pict w14:anchorId="6E1C631C">
-          <v:rect id="_x0000_i1028" alt="" style="width:431.9pt;height:.05pt;mso-width-percent:0;mso-height-percent:0;mso-width-percent:0;mso-height-percent:0" o:hrpct="957" o:hralign="center" o:hrstd="t" o:hr="t" fillcolor="#a0a0a0" stroked="f"/>
+          <v:rect id="_x0000_i1028" alt="" style="width:413.25pt;height:.05pt;mso-width-percent:0;mso-height-percent:0;mso-width-percent:0;mso-height-percent:0" o:hrpct="883" o:hralign="center" o:hrstd="t" o:hr="t" fillcolor="#a0a0a0" stroked="f"/>
         </w:pict>
       </w:r>
     </w:p>
@@ -2413,15 +2305,9 @@
       </w:pPr>
       <w:r>
         <w:rPr>
-          <w:rFonts w:ascii="Apple Color Emoji" w:hAnsi="Apple Color Emoji" w:cs="Apple Color Emoji"/>
-        </w:rPr>
-        <w:t>🧪</w:t>
-      </w:r>
-      <w:r>
-        <w:rPr>
           <w:lang w:val="sv-SE"/>
         </w:rPr>
-        <w:t xml:space="preserve"> Steg 3 – Chi-två-testet</w:t>
+        <w:t>Steg 3 – Chi-två-testet</w:t>
       </w:r>
     </w:p>
     <w:p>
@@ -2518,7 +2404,7 @@
           <w:noProof/>
         </w:rPr>
         <w:pict w14:anchorId="52131FB5">
-          <v:rect id="_x0000_i1027" alt="" style="width:431.9pt;height:.05pt;mso-width-percent:0;mso-height-percent:0;mso-width-percent:0;mso-height-percent:0" o:hrpct="957" o:hralign="center" o:hrstd="t" o:hr="t" fillcolor="#a0a0a0" stroked="f"/>
+          <v:rect id="_x0000_i1027" alt="" style="width:413.25pt;height:.05pt;mso-width-percent:0;mso-height-percent:0;mso-width-percent:0;mso-height-percent:0" o:hrpct="883" o:hralign="center" o:hrstd="t" o:hr="t" fillcolor="#a0a0a0" stroked="f"/>
         </w:pict>
       </w:r>
     </w:p>
@@ -2531,15 +2417,9 @@
       </w:pPr>
       <w:r>
         <w:rPr>
-          <w:rFonts w:ascii="Apple Color Emoji" w:hAnsi="Apple Color Emoji" w:cs="Apple Color Emoji"/>
-        </w:rPr>
-        <w:t>🧾</w:t>
-      </w:r>
-      <w:r>
-        <w:rPr>
           <w:lang w:val="sv-SE"/>
         </w:rPr>
-        <w:t xml:space="preserve"> Tolkning</w:t>
+        <w:t>Tolkning</w:t>
       </w:r>
     </w:p>
     <w:p>
@@ -2589,7 +2469,7 @@
           <w:noProof/>
         </w:rPr>
         <w:pict w14:anchorId="42B455C5">
-          <v:rect id="_x0000_i1026" alt="" style="width:431.9pt;height:.05pt;mso-width-percent:0;mso-height-percent:0;mso-width-percent:0;mso-height-percent:0" o:hrpct="957" o:hralign="center" o:hrstd="t" o:hr="t" fillcolor="#a0a0a0" stroked="f"/>
+          <v:rect id="_x0000_i1026" alt="" style="width:413.25pt;height:.05pt;mso-width-percent:0;mso-height-percent:0;mso-width-percent:0;mso-height-percent:0" o:hrpct="883" o:hralign="center" o:hrstd="t" o:hr="t" fillcolor="#a0a0a0" stroked="f"/>
         </w:pict>
       </w:r>
     </w:p>
@@ -2602,15 +2482,9 @@
       </w:pPr>
       <w:r>
         <w:rPr>
-          <w:rFonts w:ascii="Apple Color Emoji" w:hAnsi="Apple Color Emoji" w:cs="Apple Color Emoji"/>
-        </w:rPr>
-        <w:t>🧠</w:t>
-      </w:r>
-      <w:r>
-        <w:rPr>
           <w:lang w:val="sv-SE"/>
         </w:rPr>
-        <w:t xml:space="preserve"> Vad kan detta bero på?</w:t>
+        <w:t>Vad kan detta bero på?</w:t>
       </w:r>
     </w:p>
     <w:p>
@@ -2649,7 +2523,7 @@
           <w:noProof/>
         </w:rPr>
         <w:pict w14:anchorId="1B4B3971">
-          <v:rect id="_x0000_i1025" alt="" style="width:431.9pt;height:.05pt;mso-width-percent:0;mso-height-percent:0;mso-width-percent:0;mso-height-percent:0" o:hrpct="957" o:hralign="center" o:hrstd="t" o:hr="t" fillcolor="#a0a0a0" stroked="f"/>
+          <v:rect id="_x0000_i1025" alt="" style="width:413.25pt;height:.05pt;mso-width-percent:0;mso-height-percent:0;mso-width-percent:0;mso-height-percent:0" o:hrpct="883" o:hralign="center" o:hrstd="t" o:hr="t" fillcolor="#a0a0a0" stroked="f"/>
         </w:pict>
       </w:r>
     </w:p>
@@ -2662,15 +2536,9 @@
       </w:pPr>
       <w:r>
         <w:rPr>
-          <w:rFonts w:ascii="Apple Color Emoji" w:hAnsi="Apple Color Emoji" w:cs="Apple Color Emoji"/>
-        </w:rPr>
-        <w:t>📌</w:t>
-      </w:r>
-      <w:r>
-        <w:rPr>
           <w:lang w:val="sv-SE"/>
         </w:rPr>
-        <w:t xml:space="preserve"> Slutsats</w:t>
+        <w:t>Slutsats</w:t>
       </w:r>
     </w:p>
     <w:p>
@@ -2695,16 +2563,10 @@
       </w:pPr>
       <w:r>
         <w:rPr>
-          <w:rFonts w:ascii="Apple Color Emoji" w:hAnsi="Apple Color Emoji" w:cs="Apple Color Emoji"/>
+          <w:lang w:val="sv-SE"/>
         </w:rPr>
         <w:lastRenderedPageBreak/>
-        <w:t>🧠</w:t>
-      </w:r>
-      <w:r>
-        <w:rPr>
-          <w:lang w:val="sv-SE"/>
-        </w:rPr>
-        <w:t xml:space="preserve"> Reflektion</w:t>
+        <w:t>Reflektion</w:t>
       </w:r>
     </w:p>
     <w:p>
@@ -2735,7 +2597,7 @@
       <w:pPr>
         <w:pStyle w:val="Heading1"/>
         <w:rPr>
-          <w:lang w:val="en-SE"/>
+          <w:lang/>
         </w:rPr>
       </w:pPr>
     </w:p>
@@ -14413,7 +14275,7 @@
       </w:tcPr>
     </w:tblStylePr>
   </w:style>
-  <w:style w:type="table" w:styleId="ColourfulShading">
+  <w:style w:type="table" w:styleId="ColorfulShading">
     <w:name w:val="Colorful Shading"/>
     <w:basedOn w:val="TableNormal"/>
     <w:uiPriority w:val="71"/>
@@ -14528,7 +14390,7 @@
       </w:rPr>
     </w:tblStylePr>
   </w:style>
-  <w:style w:type="table" w:styleId="ColourfulShadingAccent1">
+  <w:style w:type="table" w:styleId="ColorfulShading-Accent1">
     <w:name w:val="Colorful Shading Accent 1"/>
     <w:basedOn w:val="TableNormal"/>
     <w:uiPriority w:val="71"/>
@@ -14643,7 +14505,7 @@
       </w:rPr>
     </w:tblStylePr>
   </w:style>
-  <w:style w:type="table" w:styleId="ColourfulShadingAccent2">
+  <w:style w:type="table" w:styleId="ColorfulShading-Accent2">
     <w:name w:val="Colorful Shading Accent 2"/>
     <w:basedOn w:val="TableNormal"/>
     <w:uiPriority w:val="71"/>
@@ -14758,7 +14620,7 @@
       </w:rPr>
     </w:tblStylePr>
   </w:style>
-  <w:style w:type="table" w:styleId="ColourfulShadingAccent3">
+  <w:style w:type="table" w:styleId="ColorfulShading-Accent3">
     <w:name w:val="Colorful Shading Accent 3"/>
     <w:basedOn w:val="TableNormal"/>
     <w:uiPriority w:val="71"/>
@@ -14863,7 +14725,7 @@
       </w:tcPr>
     </w:tblStylePr>
   </w:style>
-  <w:style w:type="table" w:styleId="ColourfulShadingAccent4">
+  <w:style w:type="table" w:styleId="ColorfulShading-Accent4">
     <w:name w:val="Colorful Shading Accent 4"/>
     <w:basedOn w:val="TableNormal"/>
     <w:uiPriority w:val="71"/>
@@ -14978,7 +14840,7 @@
       </w:rPr>
     </w:tblStylePr>
   </w:style>
-  <w:style w:type="table" w:styleId="ColourfulShadingAccent5">
+  <w:style w:type="table" w:styleId="ColorfulShading-Accent5">
     <w:name w:val="Colorful Shading Accent 5"/>
     <w:basedOn w:val="TableNormal"/>
     <w:uiPriority w:val="71"/>
@@ -15093,7 +14955,7 @@
       </w:rPr>
     </w:tblStylePr>
   </w:style>
-  <w:style w:type="table" w:styleId="ColourfulShadingAccent6">
+  <w:style w:type="table" w:styleId="ColorfulShading-Accent6">
     <w:name w:val="Colorful Shading Accent 6"/>
     <w:basedOn w:val="TableNormal"/>
     <w:uiPriority w:val="71"/>
@@ -15208,7 +15070,7 @@
       </w:rPr>
     </w:tblStylePr>
   </w:style>
-  <w:style w:type="table" w:styleId="ColourfulList">
+  <w:style w:type="table" w:styleId="ColorfulList">
     <w:name w:val="Colorful List"/>
     <w:basedOn w:val="TableNormal"/>
     <w:uiPriority w:val="72"/>
@@ -15287,7 +15149,7 @@
       </w:tcPr>
     </w:tblStylePr>
   </w:style>
-  <w:style w:type="table" w:styleId="ColourfulListAccent1">
+  <w:style w:type="table" w:styleId="ColorfulList-Accent1">
     <w:name w:val="Colorful List Accent 1"/>
     <w:basedOn w:val="TableNormal"/>
     <w:uiPriority w:val="72"/>
@@ -15366,7 +15228,7 @@
       </w:tcPr>
     </w:tblStylePr>
   </w:style>
-  <w:style w:type="table" w:styleId="ColourfulListAccent2">
+  <w:style w:type="table" w:styleId="ColorfulList-Accent2">
     <w:name w:val="Colorful List Accent 2"/>
     <w:basedOn w:val="TableNormal"/>
     <w:uiPriority w:val="72"/>
@@ -15445,7 +15307,7 @@
       </w:tcPr>
     </w:tblStylePr>
   </w:style>
-  <w:style w:type="table" w:styleId="ColourfulListAccent3">
+  <w:style w:type="table" w:styleId="ColorfulList-Accent3">
     <w:name w:val="Colorful List Accent 3"/>
     <w:basedOn w:val="TableNormal"/>
     <w:uiPriority w:val="72"/>
@@ -15524,7 +15386,7 @@
       </w:tcPr>
     </w:tblStylePr>
   </w:style>
-  <w:style w:type="table" w:styleId="ColourfulListAccent4">
+  <w:style w:type="table" w:styleId="ColorfulList-Accent4">
     <w:name w:val="Colorful List Accent 4"/>
     <w:basedOn w:val="TableNormal"/>
     <w:uiPriority w:val="72"/>
@@ -15603,7 +15465,7 @@
       </w:tcPr>
     </w:tblStylePr>
   </w:style>
-  <w:style w:type="table" w:styleId="ColourfulListAccent5">
+  <w:style w:type="table" w:styleId="ColorfulList-Accent5">
     <w:name w:val="Colorful List Accent 5"/>
     <w:basedOn w:val="TableNormal"/>
     <w:uiPriority w:val="72"/>
@@ -15682,7 +15544,7 @@
       </w:tcPr>
     </w:tblStylePr>
   </w:style>
-  <w:style w:type="table" w:styleId="ColourfulListAccent6">
+  <w:style w:type="table" w:styleId="ColorfulList-Accent6">
     <w:name w:val="Colorful List Accent 6"/>
     <w:basedOn w:val="TableNormal"/>
     <w:uiPriority w:val="72"/>
@@ -15761,7 +15623,7 @@
       </w:tcPr>
     </w:tblStylePr>
   </w:style>
-  <w:style w:type="table" w:styleId="ColourfulGrid">
+  <w:style w:type="table" w:styleId="ColorfulGrid">
     <w:name w:val="Colorful Grid"/>
     <w:basedOn w:val="TableNormal"/>
     <w:uiPriority w:val="73"/>
@@ -15834,7 +15696,7 @@
       </w:tcPr>
     </w:tblStylePr>
   </w:style>
-  <w:style w:type="table" w:styleId="ColourfulGridAccent1">
+  <w:style w:type="table" w:styleId="ColorfulGrid-Accent1">
     <w:name w:val="Colorful Grid Accent 1"/>
     <w:basedOn w:val="TableNormal"/>
     <w:uiPriority w:val="73"/>
@@ -15907,7 +15769,7 @@
       </w:tcPr>
     </w:tblStylePr>
   </w:style>
-  <w:style w:type="table" w:styleId="ColourfulGridAccent2">
+  <w:style w:type="table" w:styleId="ColorfulGrid-Accent2">
     <w:name w:val="Colorful Grid Accent 2"/>
     <w:basedOn w:val="TableNormal"/>
     <w:uiPriority w:val="73"/>
@@ -15980,7 +15842,7 @@
       </w:tcPr>
     </w:tblStylePr>
   </w:style>
-  <w:style w:type="table" w:styleId="ColourfulGridAccent3">
+  <w:style w:type="table" w:styleId="ColorfulGrid-Accent3">
     <w:name w:val="Colorful Grid Accent 3"/>
     <w:basedOn w:val="TableNormal"/>
     <w:uiPriority w:val="73"/>
@@ -16053,7 +15915,7 @@
       </w:tcPr>
     </w:tblStylePr>
   </w:style>
-  <w:style w:type="table" w:styleId="ColourfulGridAccent4">
+  <w:style w:type="table" w:styleId="ColorfulGrid-Accent4">
     <w:name w:val="Colorful Grid Accent 4"/>
     <w:basedOn w:val="TableNormal"/>
     <w:uiPriority w:val="73"/>
@@ -16126,7 +15988,7 @@
       </w:tcPr>
     </w:tblStylePr>
   </w:style>
-  <w:style w:type="table" w:styleId="ColourfulGridAccent5">
+  <w:style w:type="table" w:styleId="ColorfulGrid-Accent5">
     <w:name w:val="Colorful Grid Accent 5"/>
     <w:basedOn w:val="TableNormal"/>
     <w:uiPriority w:val="73"/>
@@ -16199,7 +16061,7 @@
       </w:tcPr>
     </w:tblStylePr>
   </w:style>
-  <w:style w:type="table" w:styleId="ColourfulGridAccent6">
+  <w:style w:type="table" w:styleId="ColorfulGrid-Accent6">
     <w:name w:val="Colorful Grid Accent 6"/>
     <w:basedOn w:val="TableNormal"/>
     <w:uiPriority w:val="73"/>
@@ -16283,7 +16145,7 @@
       <w:rFonts w:ascii="Times New Roman" w:eastAsia="Times New Roman" w:hAnsi="Times New Roman" w:cs="Times New Roman"/>
       <w:sz w:val="24"/>
       <w:szCs w:val="24"/>
-      <w:lang w:val="en-SE" w:eastAsia="en-GB"/>
+      <w:lang w:eastAsia="en-GB"/>
     </w:rPr>
   </w:style>
   <w:style w:type="character" w:customStyle="1" w:styleId="s1">
@@ -16302,7 +16164,7 @@
       <w:rFonts w:ascii="Times New Roman" w:eastAsia="Times New Roman" w:hAnsi="Times New Roman" w:cs="Times New Roman"/>
       <w:sz w:val="24"/>
       <w:szCs w:val="24"/>
-      <w:lang w:val="en-SE" w:eastAsia="en-GB"/>
+      <w:lang w:eastAsia="en-GB"/>
     </w:rPr>
   </w:style>
   <w:style w:type="paragraph" w:customStyle="1" w:styleId="p3">
@@ -16316,7 +16178,7 @@
       <w:rFonts w:ascii="Times New Roman" w:eastAsia="Times New Roman" w:hAnsi="Times New Roman" w:cs="Times New Roman"/>
       <w:sz w:val="24"/>
       <w:szCs w:val="24"/>
-      <w:lang w:val="en-SE" w:eastAsia="en-GB"/>
+      <w:lang w:eastAsia="en-GB"/>
     </w:rPr>
   </w:style>
   <w:style w:type="character" w:customStyle="1" w:styleId="s2">
@@ -16335,7 +16197,7 @@
       <w:rFonts w:ascii="Times New Roman" w:eastAsia="Times New Roman" w:hAnsi="Times New Roman" w:cs="Times New Roman"/>
       <w:sz w:val="24"/>
       <w:szCs w:val="24"/>
-      <w:lang w:val="en-SE" w:eastAsia="en-GB"/>
+      <w:lang w:eastAsia="en-GB"/>
     </w:rPr>
   </w:style>
   <w:style w:type="character" w:customStyle="1" w:styleId="s3">
@@ -16354,7 +16216,7 @@
       <w:rFonts w:ascii="Times New Roman" w:eastAsia="Times New Roman" w:hAnsi="Times New Roman" w:cs="Times New Roman"/>
       <w:sz w:val="24"/>
       <w:szCs w:val="24"/>
-      <w:lang w:val="en-SE" w:eastAsia="en-GB"/>
+      <w:lang w:eastAsia="en-GB"/>
     </w:rPr>
   </w:style>
 </w:styles>
